--- a/docs/lawrencium/FINETUNED_MODEL_CHECK_AND_EVALUATION.docx
+++ b/docs/lawrencium/FINETUNED_MODEL_CHECK_AND_EVALUATION.docx
@@ -120,6 +120,71 @@
     <w:p>
       <w:r>
         <w:t>This proves the training pipeline ran correctly and optimized held-out loss. It does not by itself prove that molecular generations or synthesis plans are chemically better. That requires output-level comparison against the untouched base model and chemistry-specific evaluation.</w:t>
+      </w:r>
+    </w:p>
+    <w:p>
+      <w:pPr>
+        <w:pStyle w:val="Heading1"/>
+      </w:pPr>
+      <w:r>
+        <w:t>Functional generation check completed</w:t>
+      </w:r>
+    </w:p>
+    <w:p>
+      <w:r>
+        <w:t xml:space="preserve">Lawrencium job </w:t>
+      </w:r>
+      <w:r>
+        <w:rPr>
+          <w:rFonts w:ascii="Consolas" w:hAnsi="Consolas"/>
+          <w:color w:val="1F4D78"/>
+          <w:sz w:val="18"/>
+        </w:rPr>
+        <w:t>25428169</w:t>
+      </w:r>
+      <w:r>
+        <w:t xml:space="preserve"> loaded the untouched base model and the completed QLoRA adapter sequentially on one A40, generated all 25 requested outputs, and completed with exit code 0. The fixed sample contained nine SmileyLlama, nine SynLlama, and seven LinkLlama records. Both models returned nonempty output for 25/25 prompts, and none of the base outputs was identical to its QLoRA output.</w:t>
+      </w:r>
+    </w:p>
+    <w:p>
+      <w:r>
+        <w:t>As a basic format-similarity diagnostic, normalized character-sequence similarity to the saved reference averaged 0.0508 for the base outputs and 0.5500 for the QLoRA outputs. Exact normalized reference matching was 0/25 for the base model and 1/25 for QLoRA. Mean output length decreased from 685.6 to 240.5 characters. These numbers show that the adapter materially changed model behavior toward the training response format.</w:t>
+      </w:r>
+    </w:p>
+    <w:p>
+      <w:r>
+        <w:t xml:space="preserve">This is intentionally labeled a </w:t>
+      </w:r>
+      <w:r>
+        <w:rPr>
+          <w:b/>
+        </w:rPr>
+        <w:t>functionality check</w:t>
+      </w:r>
+      <w:r>
+        <w:t xml:space="preserve">, not a quality score: the 25 records were sampled from the staged training file, character similarity is not a chemistry metric, and the three source tasks require different evaluators. The raw comparison is preserved in </w:t>
+      </w:r>
+      <w:r>
+        <w:rPr>
+          <w:rFonts w:ascii="Consolas" w:hAnsi="Consolas"/>
+          <w:color w:val="1F4D78"/>
+          <w:sz w:val="18"/>
+        </w:rPr>
+        <w:t>evaluation-2026-08-31/base_vs_qlora.jsonl</w:t>
+      </w:r>
+      <w:r>
+        <w:t xml:space="preserve">, with a readable companion at </w:t>
+      </w:r>
+      <w:r>
+        <w:rPr>
+          <w:rFonts w:ascii="Consolas" w:hAnsi="Consolas"/>
+          <w:color w:val="1F4D78"/>
+          <w:sz w:val="18"/>
+        </w:rPr>
+        <w:t>evaluation-2026-08-31/base_vs_qlora_preview.md</w:t>
+      </w:r>
+      <w:r>
+        <w:t>.</w:t>
       </w:r>
     </w:p>
     <w:p>
